--- a/issues/khliborob_19270316_no11/Khliborob_1927-03-16_no11_EN.docx
+++ b/issues/khliborob_19270316_no11/Khliborob_1927-03-16_no11_EN.docx
@@ -103,36 +103,31 @@
       </w:r>
     </w:p>
     <w:p>
-      <w:r>
-        <w:t>THE UKRAINIAN CULTIVATOR</w:t>
-      </w:r>
-    </w:p>
-    <w:p>
-      <w:r>
-        <w:t>Earn your place, or have no home</w:t>
-      </w:r>
-    </w:p>
-    <w:p>
-      <w:r>
-        <w:t>O Lavrador Ukraino A weekly newspaper, organ of the "União Ukraina no Brasil". Director: Basilio Kuchar. Manager: Pedro Mazurechen. Typographia da União Ukraina no Brasil "Lydia", with its seat in Porto, União</w:t>
-      </w:r>
-    </w:p>
-    <w:p>
-      <w:r>
-        <w:t>EDITORIAL ADDRESS: União da Victoria - Caixa postal №3 - Paraná</w:t>
-      </w:r>
-    </w:p>
-    <w:p>
-      <w:r>
-        <w:t>INDEPENDENT WEEKLY ORGAN OF THE "UKRAINIAN UNION IN BRAZIL". PUBLISHED EVERY WEDNESDAY AND COSTS 12$000 PER YEAR, 5 PESOS IN ARGENTINA, 2 DOLLARS IN OTHER COUNTRIES. HALF-YEAR SUBSCRIPTION 7$000</w:t>
-      </w:r>
-    </w:p>
-    <w:p>
       <w:pPr>
         <w:pStyle w:val="Heading2"/>
       </w:pPr>
       <w:r>
-        <w:t>Price of a single issue 400 Rs.</w:t>
+        <w:t>THE UKRAINIAN CULTIVATOR</w:t>
+      </w:r>
+    </w:p>
+    <w:p>
+      <w:r>
+        <w:t>Earn your place, or have no home</w:t>
+      </w:r>
+    </w:p>
+    <w:p>
+      <w:r>
+        <w:t>O Lavrador Ukraino A weekly newspaper, organ of the "União Ukraina no Brasil". Director: Basilio Kuchar. Manager: Pedro Mazurechen. Typographia da União Ukraina no Brasil "Lydia", with its seat in Porto, União</w:t>
+      </w:r>
+    </w:p>
+    <w:p>
+      <w:r>
+        <w:t>EDITORIAL ADDRESS: União da Victoria - Caixa postal №3 - Paraná</w:t>
+      </w:r>
+    </w:p>
+    <w:p>
+      <w:r>
+        <w:t>INDEPENDENT WEEKLY ORGAN OF THE "UKRAINIAN UNION IN BRAZIL". PUBLISHED EVERY WEDNESDAY AND COSTS 12$000 PER YEAR, 5 PESOS IN ARGENTINA, 2 DOLLARS IN OTHER COUNTRIES. HALF-YEAR SUBSCRIPTION 7$000</w:t>
       </w:r>
     </w:p>
     <w:p>
@@ -140,7 +135,7 @@
         <w:pStyle w:val="Heading2"/>
       </w:pPr>
       <w:r>
-        <w:t>ADVERTISEMENT PRICES: 200 Rs. PER LINE FOR HALF A CENTIMETER WIDTH ALONG ONE COLUMN, FOR ONE ADVERTISEMENT.</w:t>
+        <w:t>Price of a single issue 400 Rs.</w:t>
       </w:r>
     </w:p>
     <w:p>
@@ -148,107 +143,7 @@
         <w:pStyle w:val="Heading2"/>
       </w:pPr>
       <w:r>
-        <w:t>From Brazil.</w:t>
-      </w:r>
-    </w:p>
-    <w:p>
-      <w:r>
-        <w:t>Emigrants on coffee plantations in S. Paulo. Emigrants continue to arrive in S. Paulo. On the 11th of this month, 698 Spanish emigrants arrived, who will be sent to coffee fazendas, not only to taste it there, but, most importantly, to work on it under the supervision of the fazenda's "encarregado" or "feitor".</w:t>
-      </w:r>
-    </w:p>
-    <w:p>
-      <w:r>
-        <w:t>Soon, S. Paulo newspapers report, the first emigrants from Poland are expected to arrive.</w:t>
-      </w:r>
-    </w:p>
-    <w:p>
-      <w:r>
-        <w:t>We ask our Ukrainian residents in San Paulo to follow the newspapers, so they can visit these emigrants and inform the Editorial Board of "Ukr. Khl." about the results of their visits.</w:t>
-      </w:r>
-    </w:p>
-    <w:p>
-      <w:r>
-        <w:t>In S. PAULO, on the 11th, a bloody scene unfolded at the American consulate, in which American consul Sterdo Goforth fell victim, receiving 4 serious wounds from another American citizen, David Ward.</w:t>
-      </w:r>
-    </w:p>
-    <w:p>
-      <w:r>
-        <w:t>The reason for this incident was the formalities required by the consul for passport issuance.</w:t>
-      </w:r>
-    </w:p>
-    <w:p>
-      <w:r>
-        <w:t>Mystery. The Curitiba branch of "Banco do Brasil" recently sent a package containing 600 contos to Rio.</w:t>
-      </w:r>
-    </w:p>
-    <w:p>
-      <w:r>
-        <w:t>In Rio, the package was opened and, oh wonder... there was no money inside.</w:t>
-      </w:r>
-    </w:p>
-    <w:p>
-      <w:r>
-        <w:t>The package was returned to Curitiba, and now they are searching for the money.</w:t>
-      </w:r>
-    </w:p>
-    <w:p>
-      <w:r>
-        <w:t>The police have already questioned many people, searching, thinking, guessing, but all trace of the money has vanished.</w:t>
-      </w:r>
-    </w:p>
-    <w:p>
-      <w:r>
-        <w:t>Now, go chase the wind!</w:t>
-      </w:r>
-    </w:p>
-    <w:p>
-      <w:r>
-        <w:t>"Eleitores" qualification. After the elections on the 24th of last month, in which the Democratic Party of Paraná unexpectedly demonstrated considerable strength, both Parana parties: the Republican (governing) and the Democratic (opposition) began feverishly preparing for the upcoming elections, each trying to gain as many "eleitores" as possible.</w:t>
-      </w:r>
-    </w:p>
-    <w:p>
-      <w:r>
-        <w:t>The upcoming municipal and state elections are expected to be even more interesting than the federal ones, as the opposition has launched a wide-ranging campaign and, exploiting certain governmental irregularities and official negligence in its propaganda, is steadily gaining strength.</w:t>
-      </w:r>
-    </w:p>
-    <w:p>
-      <w:r>
-        <w:t>The Republican Party opened several qualification bureaus in Curitiba.</w:t>
-      </w:r>
-    </w:p>
-    <w:p>
-      <w:r>
-        <w:t>Ukrainians, have you qualified yet? Only by being "eleitores" can we manifest our will!</w:t>
-      </w:r>
-    </w:p>
-    <w:p>
-      <w:r>
-        <w:t>Let's qualify! Let's not waste time, for as we make our bed, so we shall lie in it!</w:t>
-      </w:r>
-    </w:p>
-    <w:p>
-      <w:r>
-        <w:t>The Rio Carnival, by calculation, cost 40 thousand contos (40 million).</w:t>
-      </w:r>
-    </w:p>
-    <w:p>
-      <w:r>
-        <w:t>How much good could have been done with this money!</w:t>
-      </w:r>
-    </w:p>
-    <w:p>
-      <w:r>
-        <w:t>Thousands of poor people die of hunger and have no one to help them, while millions are found for such trifles.</w:t>
-      </w:r>
-    </w:p>
-    <w:p>
-      <w:r>
-        <w:t>Brazilian exports last year significantly decreased compared to previous years.</w:t>
-      </w:r>
-    </w:p>
-    <w:p>
-      <w:r>
-        <w:t>Examining the reasons, newspapers state that the blame lies with the lack of commercial acumen among Brazilians, and that too little promotion is done abroad for Brazilian products such as: wood, mate, coffee, cotton, etc.</w:t>
+        <w:t>ADVERTISEMENT PRICES: 200 Rs. PER LINE FOR HALF A CENTIMETER WIDTH ALONG ONE COLUMN, FOR ONE ADVERTISEMENT.</w:t>
       </w:r>
     </w:p>
     <w:p>
@@ -256,82 +151,107 @@
         <w:pStyle w:val="Heading2"/>
       </w:pPr>
       <w:r>
-        <w:t>CURRENCY EXCHANGE RATES.</w:t>
-      </w:r>
-    </w:p>
-    <w:p>
-      <w:r>
-        <w:t>England . . . . . . . . . . . . . . . . 41$560 Italy . . . . . . . . . . . . . . . . . $387 France . . . . . . . . . . . . . . . $339 P. America . . . . . . . . . . . . 8$540 Spain . . . . . . . . . . . . . . . . 1$486 Germany . . . . . . . . . . . . . 2$030 Poland. . . . . . . . . . . . . . . . $780</w:t>
-      </w:r>
-    </w:p>
-    <w:p>
-      <w:r>
-        <w:t>FROM ALL OVER THE WORLD.</w:t>
-      </w:r>
-    </w:p>
-    <w:p>
-      <w:r>
-        <w:t>Political isolation of Yugoslavia. Vienna. — The revelations of "Matin" about England's role in the formation of the Italo-Albanian agreement caused great dissatisfaction with England among Belgrade's political circles. Some newspapers state that after Chamberlain's meeting with Mussolini in Livorno, England gave Italy freedom of action in the Balkans, and, obviously, tasked it with paralyzing the influence of the USSR in the Balkans. Therefore, the opposition press in Yugoslavia continues its campaign for the restoration of relations with the USSR, emphasizing Yugoslavia's complete isolation.</w:t>
-      </w:r>
-    </w:p>
-    <w:p>
-      <w:r>
-        <w:t>Rome 10-3. Pope Pius XI awarded former Polish President Wojciechowski the Order of the Golden Spur, and former ministers Grabski, Rataj, and "Count" Skrzynski the Orders of the Grand Cross.</w:t>
-      </w:r>
-    </w:p>
-    <w:p>
-      <w:r>
-        <w:t>(Well, how can Ukrainian Catholics not rejoice at this news? The Pope himself rewarded Grabski for closing over 2000 Ukrainian schools in Galicia — Ed. Note).</w:t>
-      </w:r>
-    </w:p>
-    <w:p>
-      <w:r>
-        <w:t>League of Nations. The regular session of the League of Nations began on the 7th of this month. Germany is participating as an equal member and has already put the issue of Upper Silesia as one of the main points for resolution, where in recent elections to the local parliament, Germans achieved a decisive victory over Poles, expressing their desire to join Germany. Poland, for its part, declares that it will under no circumstances agree to cede Upper Silesia to Germany, that it will defend its rights to it with arms, and that it will only retreat before force. Well, well! It will indeed retreat before force! Hunger strike of Belarusian Deputies. Warsaw. — Five Belarusian deputies, imprisoned in Lukishki prison (Vilno), have announced a hunger strike. Warsaw. — Political prisoners in Vilno's Lukishki prison, who only recently ended a long, hard hunger strike, have again declared a hunger strike in solidarity with the arrested Belarusian deputies. Germans about Ukrainians. In the German newspaper "Social-Democrat", issue 88 featured a larger article dedicated to Ukrainians residing both under Poland and in the central lands of Ukraine. According to the newspaper, equilibrium and peace in Eastern Europe can only be achieved when the Ukrainian question is resolved in a positive manner. "Ukrainians are the nation that plays a huge role in the life of Poland, not only now, but also during the times of the previous independent Poland. Pre-war Russia strove to Muscovize Ukrainians and therefore incited them against Polish "masters". Likewise, Polish landowners in Volhynia did everything to make the Ukrainian population hostile to the Polish state idea.</w:t>
-      </w:r>
-    </w:p>
-    <w:p>
-      <w:r>
-        <w:t>"Therefore, the current courtship of some Ukrainian politicians towards Bolshevism is understandable. Improving relations with Ukrainians in Poland is currently difficult due to the mass emigration of Ukrainian politicians abroad. But Polish society must remember one thought: that sooner or later, an independent Ukrainian State will be founded.</w:t>
-      </w:r>
-    </w:p>
-    <w:p>
-      <w:r>
-        <w:t>"There will be no peace in Eastern Europe until the forty-million-strong Ukrainian nation unites in an independent state and until its old state traditions are restored."</w:t>
-      </w:r>
-    </w:p>
-    <w:p>
-      <w:r>
-        <w:t>ON UKRAINIAN AFFAIRS.</w:t>
-      </w:r>
-    </w:p>
-    <w:p>
-      <w:r>
-        <w:t>Materials on the history of the Hetmanate. Ilko Borschak, a scientific associate of the Ukrainian Academy of Sciences in Paris, who also edits "Ukrainsky Vistnyk" in Paris, informed the Academy that he had found a previously unknown document of Hetman Mazepa's general scribe, Orlyk, and his nephew Voinarovsky, in the Paris National Museum. The document pertains to the time of Mazepa's defection to the side of the Swedish King Charles, when negotiations were held with France and Sweden regarding Ukraine's transition to Sweden and its independence and separation from Russia. Historical circles of the Academy are interested in this document.</w:t>
-      </w:r>
-    </w:p>
-    <w:p>
-      <w:r>
-        <w:t>During the examination of the archive of the Rzhyshchev Monastery, valuable materials on the history of the Cossacks and the Hetmanate in Ukraine were found.</w:t>
-      </w:r>
-    </w:p>
-    <w:p>
-      <w:r>
-        <w:t>Bloody crackdown. In the town of Kosiv, Polissia, Belarusian peasants staged a demonstration on February 3rd of this year during a fair, demanding the release of arrested Belarusian deputies. When the demonstrators did not disperse at the police's call, the police unit fired two volleys into the crowd. Three were killed on the spot, two died from their wounds, six people were seriously injured, and a significant number were lightly wounded. After this massacre, the police arrested a number of people.</w:t>
-      </w:r>
-    </w:p>
-    <w:p>
-      <w:r>
-        <w:t>Ukrainian scientists protest against the oppression of Belarusians and Ukrainians in Poland. The 2nd All-Ukrainian Congress of Scientific Workers, on behalf of 4 thousand professors and lecturers and workers of scientific research institutions of Ukraine, resolved to raise its voice of indignation and protest before scientific workers worldwide concerning the Warsaw oppressions of Pilsudski's Polish government against the Belarusian people, who are fighting against unheard-of social and national oppression in present-day Poland.</w:t>
-      </w:r>
-    </w:p>
-    <w:p>
-      <w:r>
-        <w:t>These oppressions should provoke even greater indignation, as it was only the victorious revolution, which broke the prison of nations of Tsarist Russia, that secured Poland's own independence. Meanwhile, in its present persecution of Ukrainians, Belarusians, and other national minorities, Pilsudski's government revived the methods of that same Muravyov-the-Hanger and other tsarist executioners, by whose hands tsarism once tried to suffocate the Polish people.</w:t>
-      </w:r>
-    </w:p>
-    <w:p>
-      <w:r>
-        <w:t>Liquidation of Baczynski's "rascality". Dr. Baczynski recently made his last pilgrimage to Warsaw, but there, from the lips of Vice-Premier Bartl, he heard that further negotiations with him were futile, as he was left alone and represented no one. Baczynski, however, does not intend to resign from further opposition to UNDO and is preparing a brochure with compromising materials against its leaders.</w:t>
+        <w:t>From Brazil.</w:t>
+      </w:r>
+    </w:p>
+    <w:p>
+      <w:r>
+        <w:t>Emigrants on coffee plantations in S. Paulo. Emigrants continue to arrive in S. Paulo. On the 11th of this month, 698 Spanish emigrants arrived, who will be sent to coffee fazendas, not only to taste it there, but, most importantly, to work on it under the supervision of the fazenda's "encarregado" or "feitor".</w:t>
+      </w:r>
+    </w:p>
+    <w:p>
+      <w:r>
+        <w:t>Soon, S. Paulo newspapers report, the first emigrants from Poland are expected to arrive.</w:t>
+      </w:r>
+    </w:p>
+    <w:p>
+      <w:r>
+        <w:t>We ask our Ukrainian residents in San Paulo to follow the newspapers, so they can visit these emigrants and inform the Editorial Board of "Ukr. Khl." about the results of their visits.</w:t>
+      </w:r>
+    </w:p>
+    <w:p>
+      <w:r>
+        <w:t>In S. PAULO, on the 11th, a bloody scene unfolded at the American consulate, in which American consul Sterdo Goforth fell victim, receiving 4 serious wounds from another American citizen, David Ward.</w:t>
+      </w:r>
+    </w:p>
+    <w:p>
+      <w:r>
+        <w:t>The reason for this incident was the formalities required by the consul for passport issuance.</w:t>
+      </w:r>
+    </w:p>
+    <w:p>
+      <w:r>
+        <w:t>Mystery. The Curitiba branch of "Banco do Brasil" recently sent a package containing 600 contos to Rio.</w:t>
+      </w:r>
+    </w:p>
+    <w:p>
+      <w:r>
+        <w:t>In Rio, the package was opened and, oh wonder... there was no money inside.</w:t>
+      </w:r>
+    </w:p>
+    <w:p>
+      <w:r>
+        <w:t>The package was returned to Curitiba, and now they are searching for the money.</w:t>
+      </w:r>
+    </w:p>
+    <w:p>
+      <w:r>
+        <w:t>The police have already questioned many people, searching, thinking, guessing, but all trace of the money has vanished.</w:t>
+      </w:r>
+    </w:p>
+    <w:p>
+      <w:r>
+        <w:t>Now, go chase the wind!</w:t>
+      </w:r>
+    </w:p>
+    <w:p>
+      <w:r>
+        <w:t>"Eleitores" qualification. After the elections on the 24th of last month, in which the Democratic Party of Paraná unexpectedly demonstrated considerable strength, both Parana parties: the Republican (governing) and the Democratic (opposition) began feverishly preparing for the upcoming elections, each trying to gain as many "eleitores" as possible.</w:t>
+      </w:r>
+    </w:p>
+    <w:p>
+      <w:r>
+        <w:t>The upcoming municipal and state elections are expected to be even more interesting than the federal ones, as the opposition has launched a wide-ranging campaign and, exploiting certain governmental irregularities and official negligence in its propaganda, is steadily gaining strength.</w:t>
+      </w:r>
+    </w:p>
+    <w:p>
+      <w:r>
+        <w:t>The Republican Party opened several qualification bureaus in Curitiba.</w:t>
+      </w:r>
+    </w:p>
+    <w:p>
+      <w:r>
+        <w:t>Ukrainians, have you qualified yet? Only by being "eleitores" can we manifest our will!</w:t>
+      </w:r>
+    </w:p>
+    <w:p>
+      <w:r>
+        <w:t>Let's qualify! Let's not waste time, for as we make our bed, so we shall lie in it!</w:t>
+      </w:r>
+    </w:p>
+    <w:p>
+      <w:r>
+        <w:t>The Rio Carnival, by calculation, cost 40 thousand contos (40 million).</w:t>
+      </w:r>
+    </w:p>
+    <w:p>
+      <w:r>
+        <w:t>How much good could have been done with this money!</w:t>
+      </w:r>
+    </w:p>
+    <w:p>
+      <w:r>
+        <w:t>Thousands of poor people die of hunger and have no one to help them, while millions are found for such trifles.</w:t>
+      </w:r>
+    </w:p>
+    <w:p>
+      <w:r>
+        <w:t>Brazilian exports last year significantly decreased compared to previous years.</w:t>
+      </w:r>
+    </w:p>
+    <w:p>
+      <w:r>
+        <w:t>Examining the reasons, newspapers state that the blame lies with the lack of commercial acumen among Brazilians, and that too little promotion is done abroad for Brazilian products such as: wood, mate, coffee, cotton, etc.</w:t>
       </w:r>
     </w:p>
     <w:p>
@@ -339,22 +259,12 @@
         <w:pStyle w:val="Heading2"/>
       </w:pPr>
       <w:r>
-        <w:t>FROM THE ADMINISTRATION</w:t>
-      </w:r>
-    </w:p>
-    <w:p>
-      <w:r>
-        <w:t>The administration of "Ukrainsky Khliborob" appeals to all interested parties to no longer send money in ordinary or registered but poorly sealed letters, as we have already received a couple of such letters, BUT WITHOUT MONEY.</w:t>
-      </w:r>
-    </w:p>
-    <w:p>
-      <w:r>
-        <w:t>Money should be sent by postal money orders, or, in extreme cases, in registered letters, but in double envelopes, well sealed and glued together, because there are many eager for other people's money.</w:t>
-      </w:r>
-    </w:p>
-    <w:p>
-      <w:r>
-        <w:t>THE ADMINISTRATION IS NOT RESPONSIBLE FOR THE LOSS OF MONEY IN THE MAIL.</w:t>
+        <w:t>CURRENCY EXCHANGE RATES.</w:t>
+      </w:r>
+    </w:p>
+    <w:p>
+      <w:r>
+        <w:t>England . . . . . . . . . . . . . . . . 41$560 Italy . . . . . . . . . . . . . . . . . $387 France . . . . . . . . . . . . . . . $339 P. America . . . . . . . . . . . . 8$540 Spain . . . . . . . . . . . . . . . . 1$486 Germany . . . . . . . . . . . . . 2$030 Poland. . . . . . . . . . . . . . . . $780</w:t>
       </w:r>
     </w:p>
     <w:p>
@@ -362,6 +272,108 @@
         <w:pStyle w:val="Heading2"/>
       </w:pPr>
       <w:r>
+        <w:t>FROM ALL OVER THE WORLD.</w:t>
+      </w:r>
+    </w:p>
+    <w:p>
+      <w:r>
+        <w:t>Political isolation of Yugoslavia. Vienna. — The revelations of "Matin" about England's role in the formation of the Italo-Albanian agreement caused great dissatisfaction with England among Belgrade's political circles. Some newspapers state that after Chamberlain's meeting with Mussolini in Livorno, England gave Italy freedom of action in the Balkans, and, obviously, tasked it with paralyzing the influence of the USSR in the Balkans. Therefore, the opposition press in Yugoslavia continues its campaign for the restoration of relations with the USSR, emphasizing Yugoslavia's complete isolation.</w:t>
+      </w:r>
+    </w:p>
+    <w:p>
+      <w:r>
+        <w:t>Rome 10-3. Pope Pius XI awarded former Polish President Wojciechowski the Order of the Golden Spur, and former ministers Grabski, Rataj, and "Count" Skrzynski the Orders of the Grand Cross.</w:t>
+      </w:r>
+    </w:p>
+    <w:p>
+      <w:r>
+        <w:t>(Well, how can Ukrainian Catholics not rejoice at this news? The Pope himself rewarded Grabski for closing over 2000 Ukrainian schools in Galicia — Ed. Note).</w:t>
+      </w:r>
+    </w:p>
+    <w:p>
+      <w:r>
+        <w:t>League of Nations. The regular session of the League of Nations began on the 7th of this month. Germany is participating as an equal member and has already put the issue of Upper Silesia as one of the main points for resolution, where in recent elections to the local parliament, Germans achieved a decisive victory over Poles, expressing their desire to join Germany. Poland, for its part, declares that it will under no circumstances agree to cede Upper Silesia to Germany, that it will defend its rights to it with arms, and that it will only retreat before force. Well, well! It will indeed retreat before force! Hunger strike of Belarusian Deputies. Warsaw. — Five Belarusian deputies, imprisoned in Lukishki prison (Vilno), have announced a hunger strike. Warsaw. — Political prisoners in Vilno's Lukishki prison, who only recently ended a long, hard hunger strike, have again declared a hunger strike in solidarity with the arrested Belarusian deputies. Germans about Ukrainians. In the German newspaper "Social-Democrat", issue 88 featured a larger article dedicated to Ukrainians residing both under Poland and in the central lands of Ukraine. According to the newspaper, equilibrium and peace in Eastern Europe can only be achieved when the Ukrainian question is resolved in a positive manner. "Ukrainians are the nation that plays a huge role in the life of Poland, not only now, but also during the times of the previous independent Poland. Pre-war Russia strove to Muscovize Ukrainians and therefore incited them against Polish "masters". Likewise, Polish landowners in Volhynia did everything to make the Ukrainian population hostile to the Polish state idea.</w:t>
+      </w:r>
+    </w:p>
+    <w:p>
+      <w:r>
+        <w:t>"Therefore, the current courtship of some Ukrainian politicians towards Bolshevism is understandable. Improving relations with Ukrainians in Poland is currently difficult due to the mass emigration of Ukrainian politicians abroad. But Polish society must remember one thought: that sooner or later, an independent Ukrainian State will be founded.</w:t>
+      </w:r>
+    </w:p>
+    <w:p>
+      <w:r>
+        <w:t>"There will be no peace in Eastern Europe until the forty-million-strong Ukrainian nation unites in an independent state and until its old state traditions are restored."</w:t>
+      </w:r>
+    </w:p>
+    <w:p>
+      <w:pPr>
+        <w:pStyle w:val="Heading2"/>
+      </w:pPr>
+      <w:r>
+        <w:t>ON UKRAINIAN AFFAIRS.</w:t>
+      </w:r>
+    </w:p>
+    <w:p>
+      <w:r>
+        <w:t>Materials on the history of the Hetmanate. Ilko Borschak, a scientific associate of the Ukrainian Academy of Sciences in Paris, who also edits "Ukrainsky Vistnyk" in Paris, informed the Academy that he had found a previously unknown document of Hetman Mazepa's general scribe, Orlyk, and his nephew Voinarovsky, in the Paris National Museum. The document pertains to the time of Mazepa's defection to the side of the Swedish King Charles, when negotiations were held with France and Sweden regarding Ukraine's transition to Sweden and its independence and separation from Russia. Historical circles of the Academy are interested in this document.</w:t>
+      </w:r>
+    </w:p>
+    <w:p>
+      <w:r>
+        <w:t>During the examination of the archive of the Rzhyshchev Monastery, valuable materials on the history of the Cossacks and the Hetmanate in Ukraine were found.</w:t>
+      </w:r>
+    </w:p>
+    <w:p>
+      <w:r>
+        <w:t>Bloody crackdown. In the town of Kosiv, Polissia, Belarusian peasants staged a demonstration on February 3rd of this year during a fair, demanding the release of arrested Belarusian deputies. When the demonstrators did not disperse at the police's call, the police unit fired two volleys into the crowd. Three were killed on the spot, two died from their wounds, six people were seriously injured, and a significant number were lightly wounded. After this massacre, the police arrested a number of people.</w:t>
+      </w:r>
+    </w:p>
+    <w:p>
+      <w:r>
+        <w:t>Ukrainian scientists protest against the oppression of Belarusians and Ukrainians in Poland. The 2nd All-Ukrainian Congress of Scientific Workers, on behalf of 4 thousand professors and lecturers and workers of scientific research institutions of Ukraine, resolved to raise its voice of indignation and protest before scientific workers worldwide concerning the Warsaw oppressions of Pilsudski's Polish government against the Belarusian people, who are fighting against unheard-of social and national oppression in present-day Poland.</w:t>
+      </w:r>
+    </w:p>
+    <w:p>
+      <w:r>
+        <w:t>These oppressions should provoke even greater indignation, as it was only the victorious revolution, which broke the prison of nations of Tsarist Russia, that secured Poland's own independence. Meanwhile, in its present persecution of Ukrainians, Belarusians, and other national minorities, Pilsudski's government revived the methods of that same Muravyov-the-Hanger and other tsarist executioners, by whose hands tsarism once tried to suffocate the Polish people.</w:t>
+      </w:r>
+    </w:p>
+    <w:p>
+      <w:r>
+        <w:t>Liquidation of Baczynski's "rascality". Dr. Baczynski recently made his last pilgrimage to Warsaw, but there, from the lips of Vice-Premier Bartl, he heard that further negotiations with him were futile, as he was left alone and represented no one. Baczynski, however, does not intend to resign from further opposition to UNDO and is preparing a brochure with compromising materials against its leaders.</w:t>
+      </w:r>
+    </w:p>
+    <w:p>
+      <w:pPr>
+        <w:pStyle w:val="Heading2"/>
+      </w:pPr>
+      <w:r>
+        <w:t>FROM THE ADMINISTRATION</w:t>
+      </w:r>
+    </w:p>
+    <w:p>
+      <w:r>
+        <w:t>The administration of "Ukrainsky Khliborob" appeals to all interested parties to no longer send money in ordinary or registered but poorly sealed letters, as we have already received a couple of such letters, BUT WITHOUT MONEY.</w:t>
+      </w:r>
+    </w:p>
+    <w:p>
+      <w:r>
+        <w:t>Money should be sent by postal money orders, or, in extreme cases, in registered letters, but in double envelopes, well sealed and glued together, because there are many eager for other people's money.</w:t>
+      </w:r>
+    </w:p>
+    <w:p>
+      <w:pPr>
+        <w:pStyle w:val="Heading2"/>
+      </w:pPr>
+      <w:r>
+        <w:t>THE ADMINISTRATION IS NOT RESPONSIBLE FOR THE LOSS OF MONEY IN THE MAIL.</w:t>
+      </w:r>
+    </w:p>
+    <w:p>
+      <w:pPr>
+        <w:pStyle w:val="Heading2"/>
+      </w:pPr>
+      <w:r>
         <w:t>FROM THE CHRONICLE OF OUR LIFE IN BRAZIL.</w:t>
       </w:r>
     </w:p>
@@ -371,6 +383,9 @@
       </w:r>
     </w:p>
     <w:p>
+      <w:pPr>
+        <w:pStyle w:val="Heading2"/>
+      </w:pPr>
       <w:r>
         <w:t>DONATIONS FOR THE PAYMENT OF DEBT TO THE UKR.-BR. COLLEGE.</w:t>
       </w:r>
@@ -381,6 +396,9 @@
       </w:r>
     </w:p>
     <w:p>
+      <w:pPr>
+        <w:pStyle w:val="Heading2"/>
+      </w:pPr>
       <w:r>
         <w:t>FROM THE SECRETARIAT OF THE U.S.</w:t>
       </w:r>
